--- a/Nhom11/baocao.docx
+++ b/Nhom11/baocao.docx
@@ -116,7 +116,7 @@
         <w:rPr>
           <w:b/>
         </w:rPr>
-        <w:t>THIẾT KẾ GIAO DIỆN</w:t>
+        <w:t>THƯƠNG MẠI ĐIỆN TỬ</w:t>
       </w:r>
     </w:p>
     <w:p>
@@ -152,6 +152,14 @@
         </w:rPr>
         <w:t>WEBSITE BÁN HÀNG ĐỒ TÁI CHẾ</w:t>
       </w:r>
+      <w:r>
+        <w:rPr>
+          <w:b/>
+        </w:rPr>
+        <w:t>(GREEN STORE)</w:t>
+      </w:r>
+      <w:bookmarkStart w:id="0" w:name="_GoBack"/>
+      <w:bookmarkEnd w:id="0"/>
     </w:p>
     <w:p>
       <w:pPr>
@@ -486,110 +494,63 @@
             </w:rPr>
             <w:fldChar w:fldCharType="separate"/>
           </w:r>
-          <w:bookmarkStart w:id="0" w:name="_GoBack"/>
-          <w:bookmarkEnd w:id="0"/>
-          <w:r>
-            <w:rPr>
-              <w:rStyle w:val="Hyperlink"/>
-              <w:noProof/>
-            </w:rPr>
-            <w:fldChar w:fldCharType="begin"/>
-          </w:r>
-          <w:r>
-            <w:rPr>
-              <w:rStyle w:val="Hyperlink"/>
-              <w:noProof/>
-            </w:rPr>
-            <w:instrText xml:space="preserve"> </w:instrText>
-          </w:r>
-          <w:r>
-            <w:rPr>
-              <w:noProof/>
-            </w:rPr>
-            <w:instrText>HYPERLINK \l "_Toc229982656"</w:instrText>
-          </w:r>
-          <w:r>
-            <w:rPr>
-              <w:rStyle w:val="Hyperlink"/>
-              <w:noProof/>
-            </w:rPr>
-            <w:instrText xml:space="preserve"> </w:instrText>
-          </w:r>
-          <w:r>
-            <w:rPr>
-              <w:rStyle w:val="Hyperlink"/>
-              <w:noProof/>
-            </w:rPr>
-          </w:r>
-          <w:r>
-            <w:rPr>
-              <w:rStyle w:val="Hyperlink"/>
-              <w:noProof/>
-            </w:rPr>
-            <w:fldChar w:fldCharType="separate"/>
-          </w:r>
-          <w:r>
-            <w:rPr>
-              <w:rStyle w:val="Hyperlink"/>
-              <w:noProof/>
-            </w:rPr>
-            <w:t>CHƯƠNG 1: GIỚI THIỆU &amp; TỔNG QUAN THƯƠNG MẠI ĐIỆN TỬ</w:t>
-          </w:r>
-          <w:r>
-            <w:rPr>
-              <w:noProof/>
-              <w:webHidden/>
-            </w:rPr>
-            <w:tab/>
-          </w:r>
-          <w:r>
-            <w:rPr>
-              <w:noProof/>
-              <w:webHidden/>
-            </w:rPr>
-            <w:fldChar w:fldCharType="begin"/>
-          </w:r>
-          <w:r>
-            <w:rPr>
-              <w:noProof/>
-              <w:webHidden/>
-            </w:rPr>
-            <w:instrText xml:space="preserve"> PAGEREF _Toc229982656 \h </w:instrText>
-          </w:r>
-          <w:r>
-            <w:rPr>
-              <w:noProof/>
-              <w:webHidden/>
-            </w:rPr>
-          </w:r>
-          <w:r>
-            <w:rPr>
-              <w:noProof/>
-              <w:webHidden/>
-            </w:rPr>
-            <w:fldChar w:fldCharType="separate"/>
-          </w:r>
-          <w:r>
-            <w:rPr>
-              <w:noProof/>
-              <w:webHidden/>
-            </w:rPr>
-            <w:t>1</w:t>
-          </w:r>
-          <w:r>
-            <w:rPr>
-              <w:noProof/>
-              <w:webHidden/>
-            </w:rPr>
-            <w:fldChar w:fldCharType="end"/>
-          </w:r>
-          <w:r>
-            <w:rPr>
-              <w:rStyle w:val="Hyperlink"/>
-              <w:noProof/>
-            </w:rPr>
-            <w:fldChar w:fldCharType="end"/>
-          </w:r>
+          <w:hyperlink w:anchor="_Toc229982656" w:history="1">
+            <w:r>
+              <w:rPr>
+                <w:rStyle w:val="Hyperlink"/>
+                <w:noProof/>
+              </w:rPr>
+              <w:t>CHƯƠNG 1: GIỚI THIỆU &amp; TỔNG QUAN THƯƠNG MẠI ĐIỆN TỬ</w:t>
+            </w:r>
+            <w:r>
+              <w:rPr>
+                <w:noProof/>
+                <w:webHidden/>
+              </w:rPr>
+              <w:tab/>
+            </w:r>
+            <w:r>
+              <w:rPr>
+                <w:noProof/>
+                <w:webHidden/>
+              </w:rPr>
+              <w:fldChar w:fldCharType="begin"/>
+            </w:r>
+            <w:r>
+              <w:rPr>
+                <w:noProof/>
+                <w:webHidden/>
+              </w:rPr>
+              <w:instrText xml:space="preserve"> PAGEREF _Toc229982656 \h </w:instrText>
+            </w:r>
+            <w:r>
+              <w:rPr>
+                <w:noProof/>
+                <w:webHidden/>
+              </w:rPr>
+            </w:r>
+            <w:r>
+              <w:rPr>
+                <w:noProof/>
+                <w:webHidden/>
+              </w:rPr>
+              <w:fldChar w:fldCharType="separate"/>
+            </w:r>
+            <w:r>
+              <w:rPr>
+                <w:noProof/>
+                <w:webHidden/>
+              </w:rPr>
+              <w:t>1</w:t>
+            </w:r>
+            <w:r>
+              <w:rPr>
+                <w:noProof/>
+                <w:webHidden/>
+              </w:rPr>
+              <w:fldChar w:fldCharType="end"/>
+            </w:r>
+          </w:hyperlink>
         </w:p>
         <w:p>
           <w:pPr>
@@ -13883,25 +13844,69 @@
       <w:r>
         <w:t xml:space="preserve">Hình </w:t>
       </w:r>
-      <w:fldSimple w:instr=" STYLEREF 1 \s ">
-        <w:r>
-          <w:rPr>
-            <w:noProof/>
-          </w:rPr>
-          <w:t>3</w:t>
-        </w:r>
-      </w:fldSimple>
+      <w:r>
+        <w:rPr>
+          <w:noProof/>
+        </w:rPr>
+        <w:fldChar w:fldCharType="begin"/>
+      </w:r>
+      <w:r>
+        <w:rPr>
+          <w:noProof/>
+        </w:rPr>
+        <w:instrText xml:space="preserve"> STYLEREF 1 \s </w:instrText>
+      </w:r>
+      <w:r>
+        <w:rPr>
+          <w:noProof/>
+        </w:rPr>
+        <w:fldChar w:fldCharType="separate"/>
+      </w:r>
+      <w:r>
+        <w:rPr>
+          <w:noProof/>
+        </w:rPr>
+        <w:t>3</w:t>
+      </w:r>
+      <w:r>
+        <w:rPr>
+          <w:noProof/>
+        </w:rPr>
+        <w:fldChar w:fldCharType="end"/>
+      </w:r>
       <w:r>
         <w:t>.</w:t>
       </w:r>
-      <w:fldSimple w:instr=" SEQ Hình \* ARABIC \s 1 ">
-        <w:r>
-          <w:rPr>
-            <w:noProof/>
-          </w:rPr>
-          <w:t>1</w:t>
-        </w:r>
-      </w:fldSimple>
+      <w:r>
+        <w:rPr>
+          <w:noProof/>
+        </w:rPr>
+        <w:fldChar w:fldCharType="begin"/>
+      </w:r>
+      <w:r>
+        <w:rPr>
+          <w:noProof/>
+        </w:rPr>
+        <w:instrText xml:space="preserve"> SEQ Hình \* ARABIC \s 1 </w:instrText>
+      </w:r>
+      <w:r>
+        <w:rPr>
+          <w:noProof/>
+        </w:rPr>
+        <w:fldChar w:fldCharType="separate"/>
+      </w:r>
+      <w:r>
+        <w:rPr>
+          <w:noProof/>
+        </w:rPr>
+        <w:t>1</w:t>
+      </w:r>
+      <w:r>
+        <w:rPr>
+          <w:noProof/>
+        </w:rPr>
+        <w:fldChar w:fldCharType="end"/>
+      </w:r>
       <w:r>
         <w:t>: DFD mức 0</w:t>
       </w:r>
@@ -14030,25 +14035,69 @@
       <w:r>
         <w:t xml:space="preserve">Hình </w:t>
       </w:r>
-      <w:fldSimple w:instr=" STYLEREF 1 \s ">
-        <w:r>
-          <w:rPr>
-            <w:noProof/>
-          </w:rPr>
-          <w:t>3</w:t>
-        </w:r>
-      </w:fldSimple>
+      <w:r>
+        <w:rPr>
+          <w:noProof/>
+        </w:rPr>
+        <w:fldChar w:fldCharType="begin"/>
+      </w:r>
+      <w:r>
+        <w:rPr>
+          <w:noProof/>
+        </w:rPr>
+        <w:instrText xml:space="preserve"> STYLEREF 1 \s </w:instrText>
+      </w:r>
+      <w:r>
+        <w:rPr>
+          <w:noProof/>
+        </w:rPr>
+        <w:fldChar w:fldCharType="separate"/>
+      </w:r>
+      <w:r>
+        <w:rPr>
+          <w:noProof/>
+        </w:rPr>
+        <w:t>3</w:t>
+      </w:r>
+      <w:r>
+        <w:rPr>
+          <w:noProof/>
+        </w:rPr>
+        <w:fldChar w:fldCharType="end"/>
+      </w:r>
       <w:r>
         <w:t>.</w:t>
       </w:r>
-      <w:fldSimple w:instr=" SEQ Hình \* ARABIC \s 1 ">
-        <w:r>
-          <w:rPr>
-            <w:noProof/>
-          </w:rPr>
-          <w:t>2</w:t>
-        </w:r>
-      </w:fldSimple>
+      <w:r>
+        <w:rPr>
+          <w:noProof/>
+        </w:rPr>
+        <w:fldChar w:fldCharType="begin"/>
+      </w:r>
+      <w:r>
+        <w:rPr>
+          <w:noProof/>
+        </w:rPr>
+        <w:instrText xml:space="preserve"> SEQ Hình \* ARABIC \s 1 </w:instrText>
+      </w:r>
+      <w:r>
+        <w:rPr>
+          <w:noProof/>
+        </w:rPr>
+        <w:fldChar w:fldCharType="separate"/>
+      </w:r>
+      <w:r>
+        <w:rPr>
+          <w:noProof/>
+        </w:rPr>
+        <w:t>2</w:t>
+      </w:r>
+      <w:r>
+        <w:rPr>
+          <w:noProof/>
+        </w:rPr>
+        <w:fldChar w:fldCharType="end"/>
+      </w:r>
       <w:r>
         <w:t>: DFD mức 1</w:t>
       </w:r>
@@ -14502,25 +14551,69 @@
       <w:r>
         <w:t xml:space="preserve">Hình </w:t>
       </w:r>
-      <w:fldSimple w:instr=" STYLEREF 1 \s ">
-        <w:r>
-          <w:rPr>
-            <w:noProof/>
-          </w:rPr>
-          <w:t>4</w:t>
-        </w:r>
-      </w:fldSimple>
+      <w:r>
+        <w:rPr>
+          <w:noProof/>
+        </w:rPr>
+        <w:fldChar w:fldCharType="begin"/>
+      </w:r>
+      <w:r>
+        <w:rPr>
+          <w:noProof/>
+        </w:rPr>
+        <w:instrText xml:space="preserve"> STYLEREF 1 \s </w:instrText>
+      </w:r>
+      <w:r>
+        <w:rPr>
+          <w:noProof/>
+        </w:rPr>
+        <w:fldChar w:fldCharType="separate"/>
+      </w:r>
+      <w:r>
+        <w:rPr>
+          <w:noProof/>
+        </w:rPr>
+        <w:t>4</w:t>
+      </w:r>
+      <w:r>
+        <w:rPr>
+          <w:noProof/>
+        </w:rPr>
+        <w:fldChar w:fldCharType="end"/>
+      </w:r>
       <w:r>
         <w:t>.</w:t>
       </w:r>
-      <w:fldSimple w:instr=" SEQ Hình \* ARABIC \s 1 ">
-        <w:r>
-          <w:rPr>
-            <w:noProof/>
-          </w:rPr>
-          <w:t>1</w:t>
-        </w:r>
-      </w:fldSimple>
+      <w:r>
+        <w:rPr>
+          <w:noProof/>
+        </w:rPr>
+        <w:fldChar w:fldCharType="begin"/>
+      </w:r>
+      <w:r>
+        <w:rPr>
+          <w:noProof/>
+        </w:rPr>
+        <w:instrText xml:space="preserve"> SEQ Hình \* ARABIC \s 1 </w:instrText>
+      </w:r>
+      <w:r>
+        <w:rPr>
+          <w:noProof/>
+        </w:rPr>
+        <w:fldChar w:fldCharType="separate"/>
+      </w:r>
+      <w:r>
+        <w:rPr>
+          <w:noProof/>
+        </w:rPr>
+        <w:t>1</w:t>
+      </w:r>
+      <w:r>
+        <w:rPr>
+          <w:noProof/>
+        </w:rPr>
+        <w:fldChar w:fldCharType="end"/>
+      </w:r>
       <w:r>
         <w:t>: Thiết kế cơ sở dữ liệu</w:t>
       </w:r>
@@ -15464,25 +15557,81 @@
       <w:r>
         <w:t xml:space="preserve">Bảng </w:t>
       </w:r>
-      <w:fldSimple w:instr=" STYLEREF 1 \s ">
-        <w:r>
-          <w:rPr>
-            <w:noProof/>
-          </w:rPr>
-          <w:t>4</w:t>
-        </w:r>
-      </w:fldSimple>
+      <w:r>
+        <w:rPr>
+          <w:noProof/>
+        </w:rPr>
+        <w:fldChar w:fldCharType="begin"/>
+      </w:r>
+      <w:r>
+        <w:rPr>
+          <w:noProof/>
+        </w:rPr>
+        <w:instrText xml:space="preserve"> STYLEREF 1 \s </w:instrText>
+      </w:r>
+      <w:r>
+        <w:rPr>
+          <w:noProof/>
+        </w:rPr>
+        <w:fldChar w:fldCharType="separate"/>
+      </w:r>
+      <w:r>
+        <w:rPr>
+          <w:noProof/>
+        </w:rPr>
+        <w:t>4</w:t>
+      </w:r>
+      <w:r>
+        <w:rPr>
+          <w:noProof/>
+        </w:rPr>
+        <w:fldChar w:fldCharType="end"/>
+      </w:r>
       <w:r>
         <w:t>.</w:t>
       </w:r>
-      <w:fldSimple w:instr=" SEQ Bảng \* ARABIC \s 1 ">
-        <w:r>
-          <w:rPr>
-            <w:noProof/>
-          </w:rPr>
-          <w:t>1</w:t>
-        </w:r>
-      </w:fldSimple>
+      <w:r>
+        <w:rPr>
+          <w:noProof/>
+        </w:rPr>
+        <w:fldChar w:fldCharType="begin"/>
+      </w:r>
+      <w:r>
+        <w:rPr>
+          <w:noProof/>
+        </w:rPr>
+        <w:instrText xml:space="preserve"> SEQ B</w:instrText>
+      </w:r>
+      <w:r>
+        <w:rPr>
+          <w:noProof/>
+        </w:rPr>
+        <w:instrText>ả</w:instrText>
+      </w:r>
+      <w:r>
+        <w:rPr>
+          <w:noProof/>
+        </w:rPr>
+        <w:instrText xml:space="preserve">ng \* ARABIC \s 1 </w:instrText>
+      </w:r>
+      <w:r>
+        <w:rPr>
+          <w:noProof/>
+        </w:rPr>
+        <w:fldChar w:fldCharType="separate"/>
+      </w:r>
+      <w:r>
+        <w:rPr>
+          <w:noProof/>
+        </w:rPr>
+        <w:t>1</w:t>
+      </w:r>
+      <w:r>
+        <w:rPr>
+          <w:noProof/>
+        </w:rPr>
+        <w:fldChar w:fldCharType="end"/>
+      </w:r>
       <w:r>
         <w:t>: bảng danh mục</w:t>
       </w:r>
@@ -16726,25 +16875,81 @@
       <w:r>
         <w:t xml:space="preserve">Bảng </w:t>
       </w:r>
-      <w:fldSimple w:instr=" STYLEREF 1 \s ">
-        <w:r>
-          <w:rPr>
-            <w:noProof/>
-          </w:rPr>
-          <w:t>4</w:t>
-        </w:r>
-      </w:fldSimple>
+      <w:r>
+        <w:rPr>
+          <w:noProof/>
+        </w:rPr>
+        <w:fldChar w:fldCharType="begin"/>
+      </w:r>
+      <w:r>
+        <w:rPr>
+          <w:noProof/>
+        </w:rPr>
+        <w:instrText xml:space="preserve"> STYLEREF 1 \s </w:instrText>
+      </w:r>
+      <w:r>
+        <w:rPr>
+          <w:noProof/>
+        </w:rPr>
+        <w:fldChar w:fldCharType="separate"/>
+      </w:r>
+      <w:r>
+        <w:rPr>
+          <w:noProof/>
+        </w:rPr>
+        <w:t>4</w:t>
+      </w:r>
+      <w:r>
+        <w:rPr>
+          <w:noProof/>
+        </w:rPr>
+        <w:fldChar w:fldCharType="end"/>
+      </w:r>
       <w:r>
         <w:t>.</w:t>
       </w:r>
-      <w:fldSimple w:instr=" SEQ Bảng \* ARABIC \s 1 ">
-        <w:r>
-          <w:rPr>
-            <w:noProof/>
-          </w:rPr>
-          <w:t>2</w:t>
-        </w:r>
-      </w:fldSimple>
+      <w:r>
+        <w:rPr>
+          <w:noProof/>
+        </w:rPr>
+        <w:fldChar w:fldCharType="begin"/>
+      </w:r>
+      <w:r>
+        <w:rPr>
+          <w:noProof/>
+        </w:rPr>
+        <w:instrText xml:space="preserve"> SEQ B</w:instrText>
+      </w:r>
+      <w:r>
+        <w:rPr>
+          <w:noProof/>
+        </w:rPr>
+        <w:instrText>ả</w:instrText>
+      </w:r>
+      <w:r>
+        <w:rPr>
+          <w:noProof/>
+        </w:rPr>
+        <w:instrText xml:space="preserve">ng \* ARABIC \s 1 </w:instrText>
+      </w:r>
+      <w:r>
+        <w:rPr>
+          <w:noProof/>
+        </w:rPr>
+        <w:fldChar w:fldCharType="separate"/>
+      </w:r>
+      <w:r>
+        <w:rPr>
+          <w:noProof/>
+        </w:rPr>
+        <w:t>2</w:t>
+      </w:r>
+      <w:r>
+        <w:rPr>
+          <w:noProof/>
+        </w:rPr>
+        <w:fldChar w:fldCharType="end"/>
+      </w:r>
       <w:r>
         <w:t>: Bảng hình ảnh</w:t>
       </w:r>
@@ -19207,25 +19412,81 @@
       <w:r>
         <w:t xml:space="preserve">Bảng </w:t>
       </w:r>
-      <w:fldSimple w:instr=" STYLEREF 1 \s ">
-        <w:r>
-          <w:rPr>
-            <w:noProof/>
-          </w:rPr>
-          <w:t>4</w:t>
-        </w:r>
-      </w:fldSimple>
+      <w:r>
+        <w:rPr>
+          <w:noProof/>
+        </w:rPr>
+        <w:fldChar w:fldCharType="begin"/>
+      </w:r>
+      <w:r>
+        <w:rPr>
+          <w:noProof/>
+        </w:rPr>
+        <w:instrText xml:space="preserve"> STYLEREF 1 \s </w:instrText>
+      </w:r>
+      <w:r>
+        <w:rPr>
+          <w:noProof/>
+        </w:rPr>
+        <w:fldChar w:fldCharType="separate"/>
+      </w:r>
+      <w:r>
+        <w:rPr>
+          <w:noProof/>
+        </w:rPr>
+        <w:t>4</w:t>
+      </w:r>
+      <w:r>
+        <w:rPr>
+          <w:noProof/>
+        </w:rPr>
+        <w:fldChar w:fldCharType="end"/>
+      </w:r>
       <w:r>
         <w:t>.</w:t>
       </w:r>
-      <w:fldSimple w:instr=" SEQ Bảng \* ARABIC \s 1 ">
-        <w:r>
-          <w:rPr>
-            <w:noProof/>
-          </w:rPr>
-          <w:t>3</w:t>
-        </w:r>
-      </w:fldSimple>
+      <w:r>
+        <w:rPr>
+          <w:noProof/>
+        </w:rPr>
+        <w:fldChar w:fldCharType="begin"/>
+      </w:r>
+      <w:r>
+        <w:rPr>
+          <w:noProof/>
+        </w:rPr>
+        <w:instrText xml:space="preserve"> SEQ B</w:instrText>
+      </w:r>
+      <w:r>
+        <w:rPr>
+          <w:noProof/>
+        </w:rPr>
+        <w:instrText>ả</w:instrText>
+      </w:r>
+      <w:r>
+        <w:rPr>
+          <w:noProof/>
+        </w:rPr>
+        <w:instrText xml:space="preserve">ng \* ARABIC \s 1 </w:instrText>
+      </w:r>
+      <w:r>
+        <w:rPr>
+          <w:noProof/>
+        </w:rPr>
+        <w:fldChar w:fldCharType="separate"/>
+      </w:r>
+      <w:r>
+        <w:rPr>
+          <w:noProof/>
+        </w:rPr>
+        <w:t>3</w:t>
+      </w:r>
+      <w:r>
+        <w:rPr>
+          <w:noProof/>
+        </w:rPr>
+        <w:fldChar w:fldCharType="end"/>
+      </w:r>
       <w:r>
         <w:t>: Bảng sản phẩm</w:t>
       </w:r>
@@ -20470,25 +20731,81 @@
       <w:r>
         <w:t xml:space="preserve">Bảng </w:t>
       </w:r>
-      <w:fldSimple w:instr=" STYLEREF 1 \s ">
-        <w:r>
-          <w:rPr>
-            <w:noProof/>
-          </w:rPr>
-          <w:t>4</w:t>
-        </w:r>
-      </w:fldSimple>
+      <w:r>
+        <w:rPr>
+          <w:noProof/>
+        </w:rPr>
+        <w:fldChar w:fldCharType="begin"/>
+      </w:r>
+      <w:r>
+        <w:rPr>
+          <w:noProof/>
+        </w:rPr>
+        <w:instrText xml:space="preserve"> STYLEREF 1 \s </w:instrText>
+      </w:r>
+      <w:r>
+        <w:rPr>
+          <w:noProof/>
+        </w:rPr>
+        <w:fldChar w:fldCharType="separate"/>
+      </w:r>
+      <w:r>
+        <w:rPr>
+          <w:noProof/>
+        </w:rPr>
+        <w:t>4</w:t>
+      </w:r>
+      <w:r>
+        <w:rPr>
+          <w:noProof/>
+        </w:rPr>
+        <w:fldChar w:fldCharType="end"/>
+      </w:r>
       <w:r>
         <w:t>.</w:t>
       </w:r>
-      <w:fldSimple w:instr=" SEQ Bảng \* ARABIC \s 1 ">
-        <w:r>
-          <w:rPr>
-            <w:noProof/>
-          </w:rPr>
-          <w:t>4</w:t>
-        </w:r>
-      </w:fldSimple>
+      <w:r>
+        <w:rPr>
+          <w:noProof/>
+        </w:rPr>
+        <w:fldChar w:fldCharType="begin"/>
+      </w:r>
+      <w:r>
+        <w:rPr>
+          <w:noProof/>
+        </w:rPr>
+        <w:instrText xml:space="preserve"> SEQ B</w:instrText>
+      </w:r>
+      <w:r>
+        <w:rPr>
+          <w:noProof/>
+        </w:rPr>
+        <w:instrText>ả</w:instrText>
+      </w:r>
+      <w:r>
+        <w:rPr>
+          <w:noProof/>
+        </w:rPr>
+        <w:instrText xml:space="preserve">ng \* ARABIC \s 1 </w:instrText>
+      </w:r>
+      <w:r>
+        <w:rPr>
+          <w:noProof/>
+        </w:rPr>
+        <w:fldChar w:fldCharType="separate"/>
+      </w:r>
+      <w:r>
+        <w:rPr>
+          <w:noProof/>
+        </w:rPr>
+        <w:t>4</w:t>
+      </w:r>
+      <w:r>
+        <w:rPr>
+          <w:noProof/>
+        </w:rPr>
+        <w:fldChar w:fldCharType="end"/>
+      </w:r>
       <w:r>
         <w:t>: Bảng đánh giá</w:t>
       </w:r>
@@ -21431,25 +21748,81 @@
       <w:r>
         <w:t xml:space="preserve">Bảng </w:t>
       </w:r>
-      <w:fldSimple w:instr=" STYLEREF 1 \s ">
-        <w:r>
-          <w:rPr>
-            <w:noProof/>
-          </w:rPr>
-          <w:t>4</w:t>
-        </w:r>
-      </w:fldSimple>
+      <w:r>
+        <w:rPr>
+          <w:noProof/>
+        </w:rPr>
+        <w:fldChar w:fldCharType="begin"/>
+      </w:r>
+      <w:r>
+        <w:rPr>
+          <w:noProof/>
+        </w:rPr>
+        <w:instrText xml:space="preserve"> STYLEREF 1 \s </w:instrText>
+      </w:r>
+      <w:r>
+        <w:rPr>
+          <w:noProof/>
+        </w:rPr>
+        <w:fldChar w:fldCharType="separate"/>
+      </w:r>
+      <w:r>
+        <w:rPr>
+          <w:noProof/>
+        </w:rPr>
+        <w:t>4</w:t>
+      </w:r>
+      <w:r>
+        <w:rPr>
+          <w:noProof/>
+        </w:rPr>
+        <w:fldChar w:fldCharType="end"/>
+      </w:r>
       <w:r>
         <w:t>.</w:t>
       </w:r>
-      <w:fldSimple w:instr=" SEQ Bảng \* ARABIC \s 1 ">
-        <w:r>
-          <w:rPr>
-            <w:noProof/>
-          </w:rPr>
-          <w:t>5</w:t>
-        </w:r>
-      </w:fldSimple>
+      <w:r>
+        <w:rPr>
+          <w:noProof/>
+        </w:rPr>
+        <w:fldChar w:fldCharType="begin"/>
+      </w:r>
+      <w:r>
+        <w:rPr>
+          <w:noProof/>
+        </w:rPr>
+        <w:instrText xml:space="preserve"> SEQ B</w:instrText>
+      </w:r>
+      <w:r>
+        <w:rPr>
+          <w:noProof/>
+        </w:rPr>
+        <w:instrText>ả</w:instrText>
+      </w:r>
+      <w:r>
+        <w:rPr>
+          <w:noProof/>
+        </w:rPr>
+        <w:instrText xml:space="preserve">ng \* ARABIC \s 1 </w:instrText>
+      </w:r>
+      <w:r>
+        <w:rPr>
+          <w:noProof/>
+        </w:rPr>
+        <w:fldChar w:fldCharType="separate"/>
+      </w:r>
+      <w:r>
+        <w:rPr>
+          <w:noProof/>
+        </w:rPr>
+        <w:t>5</w:t>
+      </w:r>
+      <w:r>
+        <w:rPr>
+          <w:noProof/>
+        </w:rPr>
+        <w:fldChar w:fldCharType="end"/>
+      </w:r>
       <w:r>
         <w:t>: Bảng vai trò</w:t>
       </w:r>
@@ -23138,25 +23511,81 @@
       <w:r>
         <w:t xml:space="preserve">Bảng </w:t>
       </w:r>
-      <w:fldSimple w:instr=" STYLEREF 1 \s ">
-        <w:r>
-          <w:rPr>
-            <w:noProof/>
-          </w:rPr>
-          <w:t>4</w:t>
-        </w:r>
-      </w:fldSimple>
+      <w:r>
+        <w:rPr>
+          <w:noProof/>
+        </w:rPr>
+        <w:fldChar w:fldCharType="begin"/>
+      </w:r>
+      <w:r>
+        <w:rPr>
+          <w:noProof/>
+        </w:rPr>
+        <w:instrText xml:space="preserve"> STYLEREF 1 \s </w:instrText>
+      </w:r>
+      <w:r>
+        <w:rPr>
+          <w:noProof/>
+        </w:rPr>
+        <w:fldChar w:fldCharType="separate"/>
+      </w:r>
+      <w:r>
+        <w:rPr>
+          <w:noProof/>
+        </w:rPr>
+        <w:t>4</w:t>
+      </w:r>
+      <w:r>
+        <w:rPr>
+          <w:noProof/>
+        </w:rPr>
+        <w:fldChar w:fldCharType="end"/>
+      </w:r>
       <w:r>
         <w:t>.</w:t>
       </w:r>
-      <w:fldSimple w:instr=" SEQ Bảng \* ARABIC \s 1 ">
-        <w:r>
-          <w:rPr>
-            <w:noProof/>
-          </w:rPr>
-          <w:t>6</w:t>
-        </w:r>
-      </w:fldSimple>
+      <w:r>
+        <w:rPr>
+          <w:noProof/>
+        </w:rPr>
+        <w:fldChar w:fldCharType="begin"/>
+      </w:r>
+      <w:r>
+        <w:rPr>
+          <w:noProof/>
+        </w:rPr>
+        <w:instrText xml:space="preserve"> SEQ B</w:instrText>
+      </w:r>
+      <w:r>
+        <w:rPr>
+          <w:noProof/>
+        </w:rPr>
+        <w:instrText>ả</w:instrText>
+      </w:r>
+      <w:r>
+        <w:rPr>
+          <w:noProof/>
+        </w:rPr>
+        <w:instrText xml:space="preserve">ng \* ARABIC \s 1 </w:instrText>
+      </w:r>
+      <w:r>
+        <w:rPr>
+          <w:noProof/>
+        </w:rPr>
+        <w:fldChar w:fldCharType="separate"/>
+      </w:r>
+      <w:r>
+        <w:rPr>
+          <w:noProof/>
+        </w:rPr>
+        <w:t>6</w:t>
+      </w:r>
+      <w:r>
+        <w:rPr>
+          <w:noProof/>
+        </w:rPr>
+        <w:fldChar w:fldCharType="end"/>
+      </w:r>
       <w:r>
         <w:t>: Bảng tài khoản</w:t>
       </w:r>
@@ -24993,25 +25422,81 @@
       <w:r>
         <w:t xml:space="preserve">Bảng </w:t>
       </w:r>
-      <w:fldSimple w:instr=" STYLEREF 1 \s ">
-        <w:r>
-          <w:rPr>
-            <w:noProof/>
-          </w:rPr>
-          <w:t>4</w:t>
-        </w:r>
-      </w:fldSimple>
+      <w:r>
+        <w:rPr>
+          <w:noProof/>
+        </w:rPr>
+        <w:fldChar w:fldCharType="begin"/>
+      </w:r>
+      <w:r>
+        <w:rPr>
+          <w:noProof/>
+        </w:rPr>
+        <w:instrText xml:space="preserve"> STYLEREF 1 \s </w:instrText>
+      </w:r>
+      <w:r>
+        <w:rPr>
+          <w:noProof/>
+        </w:rPr>
+        <w:fldChar w:fldCharType="separate"/>
+      </w:r>
+      <w:r>
+        <w:rPr>
+          <w:noProof/>
+        </w:rPr>
+        <w:t>4</w:t>
+      </w:r>
+      <w:r>
+        <w:rPr>
+          <w:noProof/>
+        </w:rPr>
+        <w:fldChar w:fldCharType="end"/>
+      </w:r>
       <w:r>
         <w:t>.</w:t>
       </w:r>
-      <w:fldSimple w:instr=" SEQ Bảng \* ARABIC \s 1 ">
-        <w:r>
-          <w:rPr>
-            <w:noProof/>
-          </w:rPr>
-          <w:t>7</w:t>
-        </w:r>
-      </w:fldSimple>
+      <w:r>
+        <w:rPr>
+          <w:noProof/>
+        </w:rPr>
+        <w:fldChar w:fldCharType="begin"/>
+      </w:r>
+      <w:r>
+        <w:rPr>
+          <w:noProof/>
+        </w:rPr>
+        <w:instrText xml:space="preserve"> SEQ B</w:instrText>
+      </w:r>
+      <w:r>
+        <w:rPr>
+          <w:noProof/>
+        </w:rPr>
+        <w:instrText>ả</w:instrText>
+      </w:r>
+      <w:r>
+        <w:rPr>
+          <w:noProof/>
+        </w:rPr>
+        <w:instrText xml:space="preserve">ng \* ARABIC \s 1 </w:instrText>
+      </w:r>
+      <w:r>
+        <w:rPr>
+          <w:noProof/>
+        </w:rPr>
+        <w:fldChar w:fldCharType="separate"/>
+      </w:r>
+      <w:r>
+        <w:rPr>
+          <w:noProof/>
+        </w:rPr>
+        <w:t>7</w:t>
+      </w:r>
+      <w:r>
+        <w:rPr>
+          <w:noProof/>
+        </w:rPr>
+        <w:fldChar w:fldCharType="end"/>
+      </w:r>
       <w:r>
         <w:t>: Bảng người gửi</w:t>
       </w:r>
@@ -26849,25 +27334,81 @@
       <w:r>
         <w:t xml:space="preserve">Bảng </w:t>
       </w:r>
-      <w:fldSimple w:instr=" STYLEREF 1 \s ">
-        <w:r>
-          <w:rPr>
-            <w:noProof/>
-          </w:rPr>
-          <w:t>4</w:t>
-        </w:r>
-      </w:fldSimple>
+      <w:r>
+        <w:rPr>
+          <w:noProof/>
+        </w:rPr>
+        <w:fldChar w:fldCharType="begin"/>
+      </w:r>
+      <w:r>
+        <w:rPr>
+          <w:noProof/>
+        </w:rPr>
+        <w:instrText xml:space="preserve"> STYLEREF 1 \s </w:instrText>
+      </w:r>
+      <w:r>
+        <w:rPr>
+          <w:noProof/>
+        </w:rPr>
+        <w:fldChar w:fldCharType="separate"/>
+      </w:r>
+      <w:r>
+        <w:rPr>
+          <w:noProof/>
+        </w:rPr>
+        <w:t>4</w:t>
+      </w:r>
+      <w:r>
+        <w:rPr>
+          <w:noProof/>
+        </w:rPr>
+        <w:fldChar w:fldCharType="end"/>
+      </w:r>
       <w:r>
         <w:t>.</w:t>
       </w:r>
-      <w:fldSimple w:instr=" SEQ Bảng \* ARABIC \s 1 ">
-        <w:r>
-          <w:rPr>
-            <w:noProof/>
-          </w:rPr>
-          <w:t>8</w:t>
-        </w:r>
-      </w:fldSimple>
+      <w:r>
+        <w:rPr>
+          <w:noProof/>
+        </w:rPr>
+        <w:fldChar w:fldCharType="begin"/>
+      </w:r>
+      <w:r>
+        <w:rPr>
+          <w:noProof/>
+        </w:rPr>
+        <w:instrText xml:space="preserve"> SEQ B</w:instrText>
+      </w:r>
+      <w:r>
+        <w:rPr>
+          <w:noProof/>
+        </w:rPr>
+        <w:instrText>ả</w:instrText>
+      </w:r>
+      <w:r>
+        <w:rPr>
+          <w:noProof/>
+        </w:rPr>
+        <w:instrText xml:space="preserve">ng \* ARABIC \s 1 </w:instrText>
+      </w:r>
+      <w:r>
+        <w:rPr>
+          <w:noProof/>
+        </w:rPr>
+        <w:fldChar w:fldCharType="separate"/>
+      </w:r>
+      <w:r>
+        <w:rPr>
+          <w:noProof/>
+        </w:rPr>
+        <w:t>8</w:t>
+      </w:r>
+      <w:r>
+        <w:rPr>
+          <w:noProof/>
+        </w:rPr>
+        <w:fldChar w:fldCharType="end"/>
+      </w:r>
       <w:r>
         <w:t>: Bảng người nhận</w:t>
       </w:r>
@@ -28259,25 +28800,81 @@
       <w:r>
         <w:t xml:space="preserve">Bảng </w:t>
       </w:r>
-      <w:fldSimple w:instr=" STYLEREF 1 \s ">
-        <w:r>
-          <w:rPr>
-            <w:noProof/>
-          </w:rPr>
-          <w:t>4</w:t>
-        </w:r>
-      </w:fldSimple>
+      <w:r>
+        <w:rPr>
+          <w:noProof/>
+        </w:rPr>
+        <w:fldChar w:fldCharType="begin"/>
+      </w:r>
+      <w:r>
+        <w:rPr>
+          <w:noProof/>
+        </w:rPr>
+        <w:instrText xml:space="preserve"> STYLEREF 1 \s </w:instrText>
+      </w:r>
+      <w:r>
+        <w:rPr>
+          <w:noProof/>
+        </w:rPr>
+        <w:fldChar w:fldCharType="separate"/>
+      </w:r>
+      <w:r>
+        <w:rPr>
+          <w:noProof/>
+        </w:rPr>
+        <w:t>4</w:t>
+      </w:r>
+      <w:r>
+        <w:rPr>
+          <w:noProof/>
+        </w:rPr>
+        <w:fldChar w:fldCharType="end"/>
+      </w:r>
       <w:r>
         <w:t>.</w:t>
       </w:r>
-      <w:fldSimple w:instr=" SEQ Bảng \* ARABIC \s 1 ">
-        <w:r>
-          <w:rPr>
-            <w:noProof/>
-          </w:rPr>
-          <w:t>9</w:t>
-        </w:r>
-      </w:fldSimple>
+      <w:r>
+        <w:rPr>
+          <w:noProof/>
+        </w:rPr>
+        <w:fldChar w:fldCharType="begin"/>
+      </w:r>
+      <w:r>
+        <w:rPr>
+          <w:noProof/>
+        </w:rPr>
+        <w:instrText xml:space="preserve"> SEQ B</w:instrText>
+      </w:r>
+      <w:r>
+        <w:rPr>
+          <w:noProof/>
+        </w:rPr>
+        <w:instrText>ả</w:instrText>
+      </w:r>
+      <w:r>
+        <w:rPr>
+          <w:noProof/>
+        </w:rPr>
+        <w:instrText xml:space="preserve">ng \* ARABIC \s 1 </w:instrText>
+      </w:r>
+      <w:r>
+        <w:rPr>
+          <w:noProof/>
+        </w:rPr>
+        <w:fldChar w:fldCharType="separate"/>
+      </w:r>
+      <w:r>
+        <w:rPr>
+          <w:noProof/>
+        </w:rPr>
+        <w:t>9</w:t>
+      </w:r>
+      <w:r>
+        <w:rPr>
+          <w:noProof/>
+        </w:rPr>
+        <w:fldChar w:fldCharType="end"/>
+      </w:r>
       <w:r>
         <w:t>: Bảng khuyến mãi</w:t>
       </w:r>
@@ -28771,25 +29368,81 @@
       <w:r>
         <w:t xml:space="preserve">Bảng </w:t>
       </w:r>
-      <w:fldSimple w:instr=" STYLEREF 1 \s ">
-        <w:r>
-          <w:rPr>
-            <w:noProof/>
-          </w:rPr>
-          <w:t>4</w:t>
-        </w:r>
-      </w:fldSimple>
+      <w:r>
+        <w:rPr>
+          <w:noProof/>
+        </w:rPr>
+        <w:fldChar w:fldCharType="begin"/>
+      </w:r>
+      <w:r>
+        <w:rPr>
+          <w:noProof/>
+        </w:rPr>
+        <w:instrText xml:space="preserve"> STYLEREF 1 \s </w:instrText>
+      </w:r>
+      <w:r>
+        <w:rPr>
+          <w:noProof/>
+        </w:rPr>
+        <w:fldChar w:fldCharType="separate"/>
+      </w:r>
+      <w:r>
+        <w:rPr>
+          <w:noProof/>
+        </w:rPr>
+        <w:t>4</w:t>
+      </w:r>
+      <w:r>
+        <w:rPr>
+          <w:noProof/>
+        </w:rPr>
+        <w:fldChar w:fldCharType="end"/>
+      </w:r>
       <w:r>
         <w:t>.</w:t>
       </w:r>
-      <w:fldSimple w:instr=" SEQ Bảng \* ARABIC \s 1 ">
-        <w:r>
-          <w:rPr>
-            <w:noProof/>
-          </w:rPr>
-          <w:t>10</w:t>
-        </w:r>
-      </w:fldSimple>
+      <w:r>
+        <w:rPr>
+          <w:noProof/>
+        </w:rPr>
+        <w:fldChar w:fldCharType="begin"/>
+      </w:r>
+      <w:r>
+        <w:rPr>
+          <w:noProof/>
+        </w:rPr>
+        <w:instrText xml:space="preserve"> SEQ B</w:instrText>
+      </w:r>
+      <w:r>
+        <w:rPr>
+          <w:noProof/>
+        </w:rPr>
+        <w:instrText>ả</w:instrText>
+      </w:r>
+      <w:r>
+        <w:rPr>
+          <w:noProof/>
+        </w:rPr>
+        <w:instrText xml:space="preserve">ng \* ARABIC \s 1 </w:instrText>
+      </w:r>
+      <w:r>
+        <w:rPr>
+          <w:noProof/>
+        </w:rPr>
+        <w:fldChar w:fldCharType="separate"/>
+      </w:r>
+      <w:r>
+        <w:rPr>
+          <w:noProof/>
+        </w:rPr>
+        <w:t>10</w:t>
+      </w:r>
+      <w:r>
+        <w:rPr>
+          <w:noProof/>
+        </w:rPr>
+        <w:fldChar w:fldCharType="end"/>
+      </w:r>
       <w:r>
         <w:t>: Bảng trạng thái</w:t>
       </w:r>
@@ -30928,25 +31581,81 @@
       <w:r>
         <w:t xml:space="preserve">Bảng </w:t>
       </w:r>
-      <w:fldSimple w:instr=" STYLEREF 1 \s ">
-        <w:r>
-          <w:rPr>
-            <w:noProof/>
-          </w:rPr>
-          <w:t>4</w:t>
-        </w:r>
-      </w:fldSimple>
+      <w:r>
+        <w:rPr>
+          <w:noProof/>
+        </w:rPr>
+        <w:fldChar w:fldCharType="begin"/>
+      </w:r>
+      <w:r>
+        <w:rPr>
+          <w:noProof/>
+        </w:rPr>
+        <w:instrText xml:space="preserve"> STYLEREF 1 \s </w:instrText>
+      </w:r>
+      <w:r>
+        <w:rPr>
+          <w:noProof/>
+        </w:rPr>
+        <w:fldChar w:fldCharType="separate"/>
+      </w:r>
+      <w:r>
+        <w:rPr>
+          <w:noProof/>
+        </w:rPr>
+        <w:t>4</w:t>
+      </w:r>
+      <w:r>
+        <w:rPr>
+          <w:noProof/>
+        </w:rPr>
+        <w:fldChar w:fldCharType="end"/>
+      </w:r>
       <w:r>
         <w:t>.</w:t>
       </w:r>
-      <w:fldSimple w:instr=" SEQ Bảng \* ARABIC \s 1 ">
-        <w:r>
-          <w:rPr>
-            <w:noProof/>
-          </w:rPr>
-          <w:t>11</w:t>
-        </w:r>
-      </w:fldSimple>
+      <w:r>
+        <w:rPr>
+          <w:noProof/>
+        </w:rPr>
+        <w:fldChar w:fldCharType="begin"/>
+      </w:r>
+      <w:r>
+        <w:rPr>
+          <w:noProof/>
+        </w:rPr>
+        <w:instrText xml:space="preserve"> SEQ B</w:instrText>
+      </w:r>
+      <w:r>
+        <w:rPr>
+          <w:noProof/>
+        </w:rPr>
+        <w:instrText>ả</w:instrText>
+      </w:r>
+      <w:r>
+        <w:rPr>
+          <w:noProof/>
+        </w:rPr>
+        <w:instrText xml:space="preserve">ng \* ARABIC \s 1 </w:instrText>
+      </w:r>
+      <w:r>
+        <w:rPr>
+          <w:noProof/>
+        </w:rPr>
+        <w:fldChar w:fldCharType="separate"/>
+      </w:r>
+      <w:r>
+        <w:rPr>
+          <w:noProof/>
+        </w:rPr>
+        <w:t>11</w:t>
+      </w:r>
+      <w:r>
+        <w:rPr>
+          <w:noProof/>
+        </w:rPr>
+        <w:fldChar w:fldCharType="end"/>
+      </w:r>
       <w:r>
         <w:t>: Bảng đơn hàng</w:t>
       </w:r>
@@ -32038,25 +32747,81 @@
       <w:r>
         <w:t xml:space="preserve">Bảng </w:t>
       </w:r>
-      <w:fldSimple w:instr=" STYLEREF 1 \s ">
-        <w:r>
-          <w:rPr>
-            <w:noProof/>
-          </w:rPr>
-          <w:t>4</w:t>
-        </w:r>
-      </w:fldSimple>
+      <w:r>
+        <w:rPr>
+          <w:noProof/>
+        </w:rPr>
+        <w:fldChar w:fldCharType="begin"/>
+      </w:r>
+      <w:r>
+        <w:rPr>
+          <w:noProof/>
+        </w:rPr>
+        <w:instrText xml:space="preserve"> STYLEREF 1 \s </w:instrText>
+      </w:r>
+      <w:r>
+        <w:rPr>
+          <w:noProof/>
+        </w:rPr>
+        <w:fldChar w:fldCharType="separate"/>
+      </w:r>
+      <w:r>
+        <w:rPr>
+          <w:noProof/>
+        </w:rPr>
+        <w:t>4</w:t>
+      </w:r>
+      <w:r>
+        <w:rPr>
+          <w:noProof/>
+        </w:rPr>
+        <w:fldChar w:fldCharType="end"/>
+      </w:r>
       <w:r>
         <w:t>.</w:t>
       </w:r>
-      <w:fldSimple w:instr=" SEQ Bảng \* ARABIC \s 1 ">
-        <w:r>
-          <w:rPr>
-            <w:noProof/>
-          </w:rPr>
-          <w:t>12</w:t>
-        </w:r>
-      </w:fldSimple>
+      <w:r>
+        <w:rPr>
+          <w:noProof/>
+        </w:rPr>
+        <w:fldChar w:fldCharType="begin"/>
+      </w:r>
+      <w:r>
+        <w:rPr>
+          <w:noProof/>
+        </w:rPr>
+        <w:instrText xml:space="preserve"> SEQ B</w:instrText>
+      </w:r>
+      <w:r>
+        <w:rPr>
+          <w:noProof/>
+        </w:rPr>
+        <w:instrText>ả</w:instrText>
+      </w:r>
+      <w:r>
+        <w:rPr>
+          <w:noProof/>
+        </w:rPr>
+        <w:instrText xml:space="preserve">ng \* ARABIC \s 1 </w:instrText>
+      </w:r>
+      <w:r>
+        <w:rPr>
+          <w:noProof/>
+        </w:rPr>
+        <w:fldChar w:fldCharType="separate"/>
+      </w:r>
+      <w:r>
+        <w:rPr>
+          <w:noProof/>
+        </w:rPr>
+        <w:t>12</w:t>
+      </w:r>
+      <w:r>
+        <w:rPr>
+          <w:noProof/>
+        </w:rPr>
+        <w:fldChar w:fldCharType="end"/>
+      </w:r>
       <w:r>
         <w:t>: Bảng chi tiết đơn hàng</w:t>
       </w:r>
@@ -33717,25 +34482,81 @@
       <w:r>
         <w:t xml:space="preserve">Bảng </w:t>
       </w:r>
-      <w:fldSimple w:instr=" STYLEREF 1 \s ">
-        <w:r>
-          <w:rPr>
-            <w:noProof/>
-          </w:rPr>
-          <w:t>4</w:t>
-        </w:r>
-      </w:fldSimple>
+      <w:r>
+        <w:rPr>
+          <w:noProof/>
+        </w:rPr>
+        <w:fldChar w:fldCharType="begin"/>
+      </w:r>
+      <w:r>
+        <w:rPr>
+          <w:noProof/>
+        </w:rPr>
+        <w:instrText xml:space="preserve"> STYLEREF 1 \s </w:instrText>
+      </w:r>
+      <w:r>
+        <w:rPr>
+          <w:noProof/>
+        </w:rPr>
+        <w:fldChar w:fldCharType="separate"/>
+      </w:r>
+      <w:r>
+        <w:rPr>
+          <w:noProof/>
+        </w:rPr>
+        <w:t>4</w:t>
+      </w:r>
+      <w:r>
+        <w:rPr>
+          <w:noProof/>
+        </w:rPr>
+        <w:fldChar w:fldCharType="end"/>
+      </w:r>
       <w:r>
         <w:t>.</w:t>
       </w:r>
-      <w:fldSimple w:instr=" SEQ Bảng \* ARABIC \s 1 ">
-        <w:r>
-          <w:rPr>
-            <w:noProof/>
-          </w:rPr>
-          <w:t>13</w:t>
-        </w:r>
-      </w:fldSimple>
+      <w:r>
+        <w:rPr>
+          <w:noProof/>
+        </w:rPr>
+        <w:fldChar w:fldCharType="begin"/>
+      </w:r>
+      <w:r>
+        <w:rPr>
+          <w:noProof/>
+        </w:rPr>
+        <w:instrText xml:space="preserve"> SEQ B</w:instrText>
+      </w:r>
+      <w:r>
+        <w:rPr>
+          <w:noProof/>
+        </w:rPr>
+        <w:instrText>ả</w:instrText>
+      </w:r>
+      <w:r>
+        <w:rPr>
+          <w:noProof/>
+        </w:rPr>
+        <w:instrText xml:space="preserve">ng \* ARABIC \s 1 </w:instrText>
+      </w:r>
+      <w:r>
+        <w:rPr>
+          <w:noProof/>
+        </w:rPr>
+        <w:fldChar w:fldCharType="separate"/>
+      </w:r>
+      <w:r>
+        <w:rPr>
+          <w:noProof/>
+        </w:rPr>
+        <w:t>13</w:t>
+      </w:r>
+      <w:r>
+        <w:rPr>
+          <w:noProof/>
+        </w:rPr>
+        <w:fldChar w:fldCharType="end"/>
+      </w:r>
       <w:r>
         <w:t>: Bảng hóa đơn</w:t>
       </w:r>
@@ -33822,25 +34643,69 @@
       <w:r>
         <w:t xml:space="preserve">Hình </w:t>
       </w:r>
-      <w:fldSimple w:instr=" STYLEREF 1 \s ">
-        <w:r>
-          <w:rPr>
-            <w:noProof/>
-          </w:rPr>
-          <w:t>4</w:t>
-        </w:r>
-      </w:fldSimple>
+      <w:r>
+        <w:rPr>
+          <w:noProof/>
+        </w:rPr>
+        <w:fldChar w:fldCharType="begin"/>
+      </w:r>
+      <w:r>
+        <w:rPr>
+          <w:noProof/>
+        </w:rPr>
+        <w:instrText xml:space="preserve"> STYLEREF 1 \s </w:instrText>
+      </w:r>
+      <w:r>
+        <w:rPr>
+          <w:noProof/>
+        </w:rPr>
+        <w:fldChar w:fldCharType="separate"/>
+      </w:r>
+      <w:r>
+        <w:rPr>
+          <w:noProof/>
+        </w:rPr>
+        <w:t>4</w:t>
+      </w:r>
+      <w:r>
+        <w:rPr>
+          <w:noProof/>
+        </w:rPr>
+        <w:fldChar w:fldCharType="end"/>
+      </w:r>
       <w:r>
         <w:t>.</w:t>
       </w:r>
-      <w:fldSimple w:instr=" SEQ Hình \* ARABIC \s 1 ">
-        <w:r>
-          <w:rPr>
-            <w:noProof/>
-          </w:rPr>
-          <w:t>2</w:t>
-        </w:r>
-      </w:fldSimple>
+      <w:r>
+        <w:rPr>
+          <w:noProof/>
+        </w:rPr>
+        <w:fldChar w:fldCharType="begin"/>
+      </w:r>
+      <w:r>
+        <w:rPr>
+          <w:noProof/>
+        </w:rPr>
+        <w:instrText xml:space="preserve"> SEQ Hình \* ARABIC \s 1 </w:instrText>
+      </w:r>
+      <w:r>
+        <w:rPr>
+          <w:noProof/>
+        </w:rPr>
+        <w:fldChar w:fldCharType="separate"/>
+      </w:r>
+      <w:r>
+        <w:rPr>
+          <w:noProof/>
+        </w:rPr>
+        <w:t>2</w:t>
+      </w:r>
+      <w:r>
+        <w:rPr>
+          <w:noProof/>
+        </w:rPr>
+        <w:fldChar w:fldCharType="end"/>
+      </w:r>
       <w:r>
         <w:t>: Wireframe trang chủ</w:t>
       </w:r>
@@ -33915,25 +34780,69 @@
       <w:r>
         <w:t xml:space="preserve">Hình </w:t>
       </w:r>
-      <w:fldSimple w:instr=" STYLEREF 1 \s ">
-        <w:r>
-          <w:rPr>
-            <w:noProof/>
-          </w:rPr>
-          <w:t>4</w:t>
-        </w:r>
-      </w:fldSimple>
+      <w:r>
+        <w:rPr>
+          <w:noProof/>
+        </w:rPr>
+        <w:fldChar w:fldCharType="begin"/>
+      </w:r>
+      <w:r>
+        <w:rPr>
+          <w:noProof/>
+        </w:rPr>
+        <w:instrText xml:space="preserve"> STYLEREF 1 \s </w:instrText>
+      </w:r>
+      <w:r>
+        <w:rPr>
+          <w:noProof/>
+        </w:rPr>
+        <w:fldChar w:fldCharType="separate"/>
+      </w:r>
+      <w:r>
+        <w:rPr>
+          <w:noProof/>
+        </w:rPr>
+        <w:t>4</w:t>
+      </w:r>
+      <w:r>
+        <w:rPr>
+          <w:noProof/>
+        </w:rPr>
+        <w:fldChar w:fldCharType="end"/>
+      </w:r>
       <w:r>
         <w:t>.</w:t>
       </w:r>
-      <w:fldSimple w:instr=" SEQ Hình \* ARABIC \s 1 ">
-        <w:r>
-          <w:rPr>
-            <w:noProof/>
-          </w:rPr>
-          <w:t>3</w:t>
-        </w:r>
-      </w:fldSimple>
+      <w:r>
+        <w:rPr>
+          <w:noProof/>
+        </w:rPr>
+        <w:fldChar w:fldCharType="begin"/>
+      </w:r>
+      <w:r>
+        <w:rPr>
+          <w:noProof/>
+        </w:rPr>
+        <w:instrText xml:space="preserve"> SEQ Hình \* ARABIC \s 1 </w:instrText>
+      </w:r>
+      <w:r>
+        <w:rPr>
+          <w:noProof/>
+        </w:rPr>
+        <w:fldChar w:fldCharType="separate"/>
+      </w:r>
+      <w:r>
+        <w:rPr>
+          <w:noProof/>
+        </w:rPr>
+        <w:t>3</w:t>
+      </w:r>
+      <w:r>
+        <w:rPr>
+          <w:noProof/>
+        </w:rPr>
+        <w:fldChar w:fldCharType="end"/>
+      </w:r>
       <w:r>
         <w:t>: Wireframe trang cửa hàng</w:t>
       </w:r>
@@ -34004,25 +34913,69 @@
       <w:r>
         <w:t xml:space="preserve">Hình </w:t>
       </w:r>
-      <w:fldSimple w:instr=" STYLEREF 1 \s ">
-        <w:r>
-          <w:rPr>
-            <w:noProof/>
-          </w:rPr>
-          <w:t>4</w:t>
-        </w:r>
-      </w:fldSimple>
+      <w:r>
+        <w:rPr>
+          <w:noProof/>
+        </w:rPr>
+        <w:fldChar w:fldCharType="begin"/>
+      </w:r>
+      <w:r>
+        <w:rPr>
+          <w:noProof/>
+        </w:rPr>
+        <w:instrText xml:space="preserve"> STYLEREF 1 \s </w:instrText>
+      </w:r>
+      <w:r>
+        <w:rPr>
+          <w:noProof/>
+        </w:rPr>
+        <w:fldChar w:fldCharType="separate"/>
+      </w:r>
+      <w:r>
+        <w:rPr>
+          <w:noProof/>
+        </w:rPr>
+        <w:t>4</w:t>
+      </w:r>
+      <w:r>
+        <w:rPr>
+          <w:noProof/>
+        </w:rPr>
+        <w:fldChar w:fldCharType="end"/>
+      </w:r>
       <w:r>
         <w:t>.</w:t>
       </w:r>
-      <w:fldSimple w:instr=" SEQ Hình \* ARABIC \s 1 ">
-        <w:r>
-          <w:rPr>
-            <w:noProof/>
-          </w:rPr>
-          <w:t>4</w:t>
-        </w:r>
-      </w:fldSimple>
+      <w:r>
+        <w:rPr>
+          <w:noProof/>
+        </w:rPr>
+        <w:fldChar w:fldCharType="begin"/>
+      </w:r>
+      <w:r>
+        <w:rPr>
+          <w:noProof/>
+        </w:rPr>
+        <w:instrText xml:space="preserve"> SEQ Hình \* ARABIC \s 1 </w:instrText>
+      </w:r>
+      <w:r>
+        <w:rPr>
+          <w:noProof/>
+        </w:rPr>
+        <w:fldChar w:fldCharType="separate"/>
+      </w:r>
+      <w:r>
+        <w:rPr>
+          <w:noProof/>
+        </w:rPr>
+        <w:t>4</w:t>
+      </w:r>
+      <w:r>
+        <w:rPr>
+          <w:noProof/>
+        </w:rPr>
+        <w:fldChar w:fldCharType="end"/>
+      </w:r>
       <w:r>
         <w:t>: Wireframe trang thể loại</w:t>
       </w:r>
@@ -34044,6 +34997,9 @@
         <w:jc w:val="center"/>
       </w:pPr>
       <w:r>
+        <w:rPr>
+          <w:noProof/>
+        </w:rPr>
         <w:lastRenderedPageBreak/>
         <w:drawing>
           <wp:inline distT="0" distB="0" distL="0" distR="0" wp14:anchorId="350178ED" wp14:editId="32178EB5">
@@ -34091,25 +35047,69 @@
       <w:r>
         <w:t xml:space="preserve">Hình </w:t>
       </w:r>
-      <w:fldSimple w:instr=" STYLEREF 1 \s ">
-        <w:r>
-          <w:rPr>
-            <w:noProof/>
-          </w:rPr>
-          <w:t>4</w:t>
-        </w:r>
-      </w:fldSimple>
+      <w:r>
+        <w:rPr>
+          <w:noProof/>
+        </w:rPr>
+        <w:fldChar w:fldCharType="begin"/>
+      </w:r>
+      <w:r>
+        <w:rPr>
+          <w:noProof/>
+        </w:rPr>
+        <w:instrText xml:space="preserve"> STYLEREF 1 \s </w:instrText>
+      </w:r>
+      <w:r>
+        <w:rPr>
+          <w:noProof/>
+        </w:rPr>
+        <w:fldChar w:fldCharType="separate"/>
+      </w:r>
+      <w:r>
+        <w:rPr>
+          <w:noProof/>
+        </w:rPr>
+        <w:t>4</w:t>
+      </w:r>
+      <w:r>
+        <w:rPr>
+          <w:noProof/>
+        </w:rPr>
+        <w:fldChar w:fldCharType="end"/>
+      </w:r>
       <w:r>
         <w:t>.</w:t>
       </w:r>
-      <w:fldSimple w:instr=" SEQ Hình \* ARABIC \s 1 ">
-        <w:r>
-          <w:rPr>
-            <w:noProof/>
-          </w:rPr>
-          <w:t>5</w:t>
-        </w:r>
-      </w:fldSimple>
+      <w:r>
+        <w:rPr>
+          <w:noProof/>
+        </w:rPr>
+        <w:fldChar w:fldCharType="begin"/>
+      </w:r>
+      <w:r>
+        <w:rPr>
+          <w:noProof/>
+        </w:rPr>
+        <w:instrText xml:space="preserve"> SEQ Hình \* ARABIC \s 1 </w:instrText>
+      </w:r>
+      <w:r>
+        <w:rPr>
+          <w:noProof/>
+        </w:rPr>
+        <w:fldChar w:fldCharType="separate"/>
+      </w:r>
+      <w:r>
+        <w:rPr>
+          <w:noProof/>
+        </w:rPr>
+        <w:t>5</w:t>
+      </w:r>
+      <w:r>
+        <w:rPr>
+          <w:noProof/>
+        </w:rPr>
+        <w:fldChar w:fldCharType="end"/>
+      </w:r>
       <w:r>
         <w:t>: Wireframe trang liên hệ</w:t>
       </w:r>
@@ -34131,6 +35131,9 @@
         <w:jc w:val="center"/>
       </w:pPr>
       <w:r>
+        <w:rPr>
+          <w:noProof/>
+        </w:rPr>
         <w:drawing>
           <wp:inline distT="0" distB="0" distL="0" distR="0" wp14:anchorId="5692C12B" wp14:editId="41507E01">
             <wp:extent cx="3981450" cy="2730836"/>
@@ -34177,25 +35180,69 @@
       <w:r>
         <w:t xml:space="preserve">Hình </w:t>
       </w:r>
-      <w:fldSimple w:instr=" STYLEREF 1 \s ">
-        <w:r>
-          <w:rPr>
-            <w:noProof/>
-          </w:rPr>
-          <w:t>4</w:t>
-        </w:r>
-      </w:fldSimple>
+      <w:r>
+        <w:rPr>
+          <w:noProof/>
+        </w:rPr>
+        <w:fldChar w:fldCharType="begin"/>
+      </w:r>
+      <w:r>
+        <w:rPr>
+          <w:noProof/>
+        </w:rPr>
+        <w:instrText xml:space="preserve"> STYLEREF 1 \s </w:instrText>
+      </w:r>
+      <w:r>
+        <w:rPr>
+          <w:noProof/>
+        </w:rPr>
+        <w:fldChar w:fldCharType="separate"/>
+      </w:r>
+      <w:r>
+        <w:rPr>
+          <w:noProof/>
+        </w:rPr>
+        <w:t>4</w:t>
+      </w:r>
+      <w:r>
+        <w:rPr>
+          <w:noProof/>
+        </w:rPr>
+        <w:fldChar w:fldCharType="end"/>
+      </w:r>
       <w:r>
         <w:t>.</w:t>
       </w:r>
-      <w:fldSimple w:instr=" SEQ Hình \* ARABIC \s 1 ">
-        <w:r>
-          <w:rPr>
-            <w:noProof/>
-          </w:rPr>
-          <w:t>6</w:t>
-        </w:r>
-      </w:fldSimple>
+      <w:r>
+        <w:rPr>
+          <w:noProof/>
+        </w:rPr>
+        <w:fldChar w:fldCharType="begin"/>
+      </w:r>
+      <w:r>
+        <w:rPr>
+          <w:noProof/>
+        </w:rPr>
+        <w:instrText xml:space="preserve"> SEQ Hình \* ARABIC \s 1 </w:instrText>
+      </w:r>
+      <w:r>
+        <w:rPr>
+          <w:noProof/>
+        </w:rPr>
+        <w:fldChar w:fldCharType="separate"/>
+      </w:r>
+      <w:r>
+        <w:rPr>
+          <w:noProof/>
+        </w:rPr>
+        <w:t>6</w:t>
+      </w:r>
+      <w:r>
+        <w:rPr>
+          <w:noProof/>
+        </w:rPr>
+        <w:fldChar w:fldCharType="end"/>
+      </w:r>
       <w:r>
         <w:t>: Wireframe trang chi tiết</w:t>
       </w:r>
@@ -34218,6 +35265,9 @@
         <w:jc w:val="center"/>
       </w:pPr>
       <w:r>
+        <w:rPr>
+          <w:noProof/>
+        </w:rPr>
         <w:drawing>
           <wp:inline distT="0" distB="0" distL="0" distR="0" wp14:anchorId="05B93E52" wp14:editId="2FD60CA7">
             <wp:extent cx="4374427" cy="3000375"/>
@@ -34264,25 +35314,69 @@
       <w:r>
         <w:t xml:space="preserve">Hình </w:t>
       </w:r>
-      <w:fldSimple w:instr=" STYLEREF 1 \s ">
-        <w:r>
-          <w:rPr>
-            <w:noProof/>
-          </w:rPr>
-          <w:t>4</w:t>
-        </w:r>
-      </w:fldSimple>
+      <w:r>
+        <w:rPr>
+          <w:noProof/>
+        </w:rPr>
+        <w:fldChar w:fldCharType="begin"/>
+      </w:r>
+      <w:r>
+        <w:rPr>
+          <w:noProof/>
+        </w:rPr>
+        <w:instrText xml:space="preserve"> STYLEREF 1 \s </w:instrText>
+      </w:r>
+      <w:r>
+        <w:rPr>
+          <w:noProof/>
+        </w:rPr>
+        <w:fldChar w:fldCharType="separate"/>
+      </w:r>
+      <w:r>
+        <w:rPr>
+          <w:noProof/>
+        </w:rPr>
+        <w:t>4</w:t>
+      </w:r>
+      <w:r>
+        <w:rPr>
+          <w:noProof/>
+        </w:rPr>
+        <w:fldChar w:fldCharType="end"/>
+      </w:r>
       <w:r>
         <w:t>.</w:t>
       </w:r>
-      <w:fldSimple w:instr=" SEQ Hình \* ARABIC \s 1 ">
-        <w:r>
-          <w:rPr>
-            <w:noProof/>
-          </w:rPr>
-          <w:t>7</w:t>
-        </w:r>
-      </w:fldSimple>
+      <w:r>
+        <w:rPr>
+          <w:noProof/>
+        </w:rPr>
+        <w:fldChar w:fldCharType="begin"/>
+      </w:r>
+      <w:r>
+        <w:rPr>
+          <w:noProof/>
+        </w:rPr>
+        <w:instrText xml:space="preserve"> SEQ Hình \* ARABIC \s 1 </w:instrText>
+      </w:r>
+      <w:r>
+        <w:rPr>
+          <w:noProof/>
+        </w:rPr>
+        <w:fldChar w:fldCharType="separate"/>
+      </w:r>
+      <w:r>
+        <w:rPr>
+          <w:noProof/>
+        </w:rPr>
+        <w:t>7</w:t>
+      </w:r>
+      <w:r>
+        <w:rPr>
+          <w:noProof/>
+        </w:rPr>
+        <w:fldChar w:fldCharType="end"/>
+      </w:r>
       <w:r>
         <w:t>: Wireframe trang giỏ hàng</w:t>
       </w:r>
@@ -34304,6 +35398,9 @@
         <w:jc w:val="center"/>
       </w:pPr>
       <w:r>
+        <w:rPr>
+          <w:noProof/>
+        </w:rPr>
         <w:drawing>
           <wp:inline distT="0" distB="0" distL="0" distR="0" wp14:anchorId="7EEC8A17" wp14:editId="55B101CB">
             <wp:extent cx="4533900" cy="3109755"/>
@@ -34350,25 +35447,69 @@
       <w:r>
         <w:t xml:space="preserve">Hình </w:t>
       </w:r>
-      <w:fldSimple w:instr=" STYLEREF 1 \s ">
-        <w:r>
-          <w:rPr>
-            <w:noProof/>
-          </w:rPr>
-          <w:t>4</w:t>
-        </w:r>
-      </w:fldSimple>
+      <w:r>
+        <w:rPr>
+          <w:noProof/>
+        </w:rPr>
+        <w:fldChar w:fldCharType="begin"/>
+      </w:r>
+      <w:r>
+        <w:rPr>
+          <w:noProof/>
+        </w:rPr>
+        <w:instrText xml:space="preserve"> STYLEREF 1 \s </w:instrText>
+      </w:r>
+      <w:r>
+        <w:rPr>
+          <w:noProof/>
+        </w:rPr>
+        <w:fldChar w:fldCharType="separate"/>
+      </w:r>
+      <w:r>
+        <w:rPr>
+          <w:noProof/>
+        </w:rPr>
+        <w:t>4</w:t>
+      </w:r>
+      <w:r>
+        <w:rPr>
+          <w:noProof/>
+        </w:rPr>
+        <w:fldChar w:fldCharType="end"/>
+      </w:r>
       <w:r>
         <w:t>.</w:t>
       </w:r>
-      <w:fldSimple w:instr=" SEQ Hình \* ARABIC \s 1 ">
-        <w:r>
-          <w:rPr>
-            <w:noProof/>
-          </w:rPr>
-          <w:t>8</w:t>
-        </w:r>
-      </w:fldSimple>
+      <w:r>
+        <w:rPr>
+          <w:noProof/>
+        </w:rPr>
+        <w:fldChar w:fldCharType="begin"/>
+      </w:r>
+      <w:r>
+        <w:rPr>
+          <w:noProof/>
+        </w:rPr>
+        <w:instrText xml:space="preserve"> SEQ Hình \* ARABIC \s 1 </w:instrText>
+      </w:r>
+      <w:r>
+        <w:rPr>
+          <w:noProof/>
+        </w:rPr>
+        <w:fldChar w:fldCharType="separate"/>
+      </w:r>
+      <w:r>
+        <w:rPr>
+          <w:noProof/>
+        </w:rPr>
+        <w:t>8</w:t>
+      </w:r>
+      <w:r>
+        <w:rPr>
+          <w:noProof/>
+        </w:rPr>
+        <w:fldChar w:fldCharType="end"/>
+      </w:r>
       <w:r>
         <w:t>: Wireframe trang lịch sử đơn</w:t>
       </w:r>
@@ -34390,6 +35531,9 @@
         <w:jc w:val="center"/>
       </w:pPr>
       <w:r>
+        <w:rPr>
+          <w:noProof/>
+        </w:rPr>
         <w:lastRenderedPageBreak/>
         <w:drawing>
           <wp:inline distT="0" distB="0" distL="0" distR="0" wp14:anchorId="746C5160" wp14:editId="594847C9">
@@ -34437,25 +35581,69 @@
       <w:r>
         <w:t xml:space="preserve">Hình </w:t>
       </w:r>
-      <w:fldSimple w:instr=" STYLEREF 1 \s ">
-        <w:r>
-          <w:rPr>
-            <w:noProof/>
-          </w:rPr>
-          <w:t>4</w:t>
-        </w:r>
-      </w:fldSimple>
+      <w:r>
+        <w:rPr>
+          <w:noProof/>
+        </w:rPr>
+        <w:fldChar w:fldCharType="begin"/>
+      </w:r>
+      <w:r>
+        <w:rPr>
+          <w:noProof/>
+        </w:rPr>
+        <w:instrText xml:space="preserve"> STYLEREF 1 \s </w:instrText>
+      </w:r>
+      <w:r>
+        <w:rPr>
+          <w:noProof/>
+        </w:rPr>
+        <w:fldChar w:fldCharType="separate"/>
+      </w:r>
+      <w:r>
+        <w:rPr>
+          <w:noProof/>
+        </w:rPr>
+        <w:t>4</w:t>
+      </w:r>
+      <w:r>
+        <w:rPr>
+          <w:noProof/>
+        </w:rPr>
+        <w:fldChar w:fldCharType="end"/>
+      </w:r>
       <w:r>
         <w:t>.</w:t>
       </w:r>
-      <w:fldSimple w:instr=" SEQ Hình \* ARABIC \s 1 ">
-        <w:r>
-          <w:rPr>
-            <w:noProof/>
-          </w:rPr>
-          <w:t>9</w:t>
-        </w:r>
-      </w:fldSimple>
+      <w:r>
+        <w:rPr>
+          <w:noProof/>
+        </w:rPr>
+        <w:fldChar w:fldCharType="begin"/>
+      </w:r>
+      <w:r>
+        <w:rPr>
+          <w:noProof/>
+        </w:rPr>
+        <w:instrText xml:space="preserve"> SEQ Hình \* ARABIC \s 1 </w:instrText>
+      </w:r>
+      <w:r>
+        <w:rPr>
+          <w:noProof/>
+        </w:rPr>
+        <w:fldChar w:fldCharType="separate"/>
+      </w:r>
+      <w:r>
+        <w:rPr>
+          <w:noProof/>
+        </w:rPr>
+        <w:t>9</w:t>
+      </w:r>
+      <w:r>
+        <w:rPr>
+          <w:noProof/>
+        </w:rPr>
+        <w:fldChar w:fldCharType="end"/>
+      </w:r>
       <w:r>
         <w:t>: Wireframe trang chủ admin</w:t>
       </w:r>
@@ -34477,6 +35665,9 @@
         <w:jc w:val="center"/>
       </w:pPr>
       <w:r>
+        <w:rPr>
+          <w:noProof/>
+        </w:rPr>
         <w:drawing>
           <wp:inline distT="0" distB="0" distL="0" distR="0" wp14:anchorId="69398875" wp14:editId="352E649B">
             <wp:extent cx="4281774" cy="2495550"/>
@@ -34523,25 +35714,69 @@
       <w:r>
         <w:t xml:space="preserve">Hình </w:t>
       </w:r>
-      <w:fldSimple w:instr=" STYLEREF 1 \s ">
-        <w:r>
-          <w:rPr>
-            <w:noProof/>
-          </w:rPr>
-          <w:t>4</w:t>
-        </w:r>
-      </w:fldSimple>
+      <w:r>
+        <w:rPr>
+          <w:noProof/>
+        </w:rPr>
+        <w:fldChar w:fldCharType="begin"/>
+      </w:r>
+      <w:r>
+        <w:rPr>
+          <w:noProof/>
+        </w:rPr>
+        <w:instrText xml:space="preserve"> STYLEREF 1 \s </w:instrText>
+      </w:r>
+      <w:r>
+        <w:rPr>
+          <w:noProof/>
+        </w:rPr>
+        <w:fldChar w:fldCharType="separate"/>
+      </w:r>
+      <w:r>
+        <w:rPr>
+          <w:noProof/>
+        </w:rPr>
+        <w:t>4</w:t>
+      </w:r>
+      <w:r>
+        <w:rPr>
+          <w:noProof/>
+        </w:rPr>
+        <w:fldChar w:fldCharType="end"/>
+      </w:r>
       <w:r>
         <w:t>.</w:t>
       </w:r>
-      <w:fldSimple w:instr=" SEQ Hình \* ARABIC \s 1 ">
-        <w:r>
-          <w:rPr>
-            <w:noProof/>
-          </w:rPr>
-          <w:t>10</w:t>
-        </w:r>
-      </w:fldSimple>
+      <w:r>
+        <w:rPr>
+          <w:noProof/>
+        </w:rPr>
+        <w:fldChar w:fldCharType="begin"/>
+      </w:r>
+      <w:r>
+        <w:rPr>
+          <w:noProof/>
+        </w:rPr>
+        <w:instrText xml:space="preserve"> SEQ Hình \* ARABIC \s 1 </w:instrText>
+      </w:r>
+      <w:r>
+        <w:rPr>
+          <w:noProof/>
+        </w:rPr>
+        <w:fldChar w:fldCharType="separate"/>
+      </w:r>
+      <w:r>
+        <w:rPr>
+          <w:noProof/>
+        </w:rPr>
+        <w:t>10</w:t>
+      </w:r>
+      <w:r>
+        <w:rPr>
+          <w:noProof/>
+        </w:rPr>
+        <w:fldChar w:fldCharType="end"/>
+      </w:r>
       <w:r>
         <w:t>: Wireframe trang dashboard</w:t>
       </w:r>
@@ -34566,6 +35801,9 @@
         <w:jc w:val="center"/>
       </w:pPr>
       <w:r>
+        <w:rPr>
+          <w:noProof/>
+        </w:rPr>
         <w:lastRenderedPageBreak/>
         <w:drawing>
           <wp:inline distT="0" distB="0" distL="0" distR="0" wp14:anchorId="6EF010CF" wp14:editId="0B5C08E7">
@@ -34613,25 +35851,69 @@
       <w:r>
         <w:t xml:space="preserve">Hình </w:t>
       </w:r>
-      <w:fldSimple w:instr=" STYLEREF 1 \s ">
-        <w:r>
-          <w:rPr>
-            <w:noProof/>
-          </w:rPr>
-          <w:t>4</w:t>
-        </w:r>
-      </w:fldSimple>
+      <w:r>
+        <w:rPr>
+          <w:noProof/>
+        </w:rPr>
+        <w:fldChar w:fldCharType="begin"/>
+      </w:r>
+      <w:r>
+        <w:rPr>
+          <w:noProof/>
+        </w:rPr>
+        <w:instrText xml:space="preserve"> STYLEREF 1 \s </w:instrText>
+      </w:r>
+      <w:r>
+        <w:rPr>
+          <w:noProof/>
+        </w:rPr>
+        <w:fldChar w:fldCharType="separate"/>
+      </w:r>
+      <w:r>
+        <w:rPr>
+          <w:noProof/>
+        </w:rPr>
+        <w:t>4</w:t>
+      </w:r>
+      <w:r>
+        <w:rPr>
+          <w:noProof/>
+        </w:rPr>
+        <w:fldChar w:fldCharType="end"/>
+      </w:r>
       <w:r>
         <w:t>.</w:t>
       </w:r>
-      <w:fldSimple w:instr=" SEQ Hình \* ARABIC \s 1 ">
-        <w:r>
-          <w:rPr>
-            <w:noProof/>
-          </w:rPr>
-          <w:t>11</w:t>
-        </w:r>
-      </w:fldSimple>
+      <w:r>
+        <w:rPr>
+          <w:noProof/>
+        </w:rPr>
+        <w:fldChar w:fldCharType="begin"/>
+      </w:r>
+      <w:r>
+        <w:rPr>
+          <w:noProof/>
+        </w:rPr>
+        <w:instrText xml:space="preserve"> SEQ Hình \* ARABIC \s 1 </w:instrText>
+      </w:r>
+      <w:r>
+        <w:rPr>
+          <w:noProof/>
+        </w:rPr>
+        <w:fldChar w:fldCharType="separate"/>
+      </w:r>
+      <w:r>
+        <w:rPr>
+          <w:noProof/>
+        </w:rPr>
+        <w:t>11</w:t>
+      </w:r>
+      <w:r>
+        <w:rPr>
+          <w:noProof/>
+        </w:rPr>
+        <w:fldChar w:fldCharType="end"/>
+      </w:r>
       <w:r>
         <w:t>: Wireframe trang quản lý tài khoản</w:t>
       </w:r>
@@ -34653,6 +35935,9 @@
         <w:jc w:val="center"/>
       </w:pPr>
       <w:r>
+        <w:rPr>
+          <w:noProof/>
+        </w:rPr>
         <w:drawing>
           <wp:inline distT="0" distB="0" distL="0" distR="0" wp14:anchorId="485B29D7" wp14:editId="34C13F53">
             <wp:extent cx="4124325" cy="2403784"/>
@@ -34699,25 +35984,69 @@
       <w:r>
         <w:t xml:space="preserve">Hình </w:t>
       </w:r>
-      <w:fldSimple w:instr=" STYLEREF 1 \s ">
-        <w:r>
-          <w:rPr>
-            <w:noProof/>
-          </w:rPr>
-          <w:t>4</w:t>
-        </w:r>
-      </w:fldSimple>
+      <w:r>
+        <w:rPr>
+          <w:noProof/>
+        </w:rPr>
+        <w:fldChar w:fldCharType="begin"/>
+      </w:r>
+      <w:r>
+        <w:rPr>
+          <w:noProof/>
+        </w:rPr>
+        <w:instrText xml:space="preserve"> STYLEREF 1 \s </w:instrText>
+      </w:r>
+      <w:r>
+        <w:rPr>
+          <w:noProof/>
+        </w:rPr>
+        <w:fldChar w:fldCharType="separate"/>
+      </w:r>
+      <w:r>
+        <w:rPr>
+          <w:noProof/>
+        </w:rPr>
+        <w:t>4</w:t>
+      </w:r>
+      <w:r>
+        <w:rPr>
+          <w:noProof/>
+        </w:rPr>
+        <w:fldChar w:fldCharType="end"/>
+      </w:r>
       <w:r>
         <w:t>.</w:t>
       </w:r>
-      <w:fldSimple w:instr=" SEQ Hình \* ARABIC \s 1 ">
-        <w:r>
-          <w:rPr>
-            <w:noProof/>
-          </w:rPr>
-          <w:t>12</w:t>
-        </w:r>
-      </w:fldSimple>
+      <w:r>
+        <w:rPr>
+          <w:noProof/>
+        </w:rPr>
+        <w:fldChar w:fldCharType="begin"/>
+      </w:r>
+      <w:r>
+        <w:rPr>
+          <w:noProof/>
+        </w:rPr>
+        <w:instrText xml:space="preserve"> SEQ Hình \* ARABIC \s 1 </w:instrText>
+      </w:r>
+      <w:r>
+        <w:rPr>
+          <w:noProof/>
+        </w:rPr>
+        <w:fldChar w:fldCharType="separate"/>
+      </w:r>
+      <w:r>
+        <w:rPr>
+          <w:noProof/>
+        </w:rPr>
+        <w:t>12</w:t>
+      </w:r>
+      <w:r>
+        <w:rPr>
+          <w:noProof/>
+        </w:rPr>
+        <w:fldChar w:fldCharType="end"/>
+      </w:r>
       <w:r>
         <w:t>: Wireframe trang quản lý sản phẩm</w:t>
       </w:r>
@@ -34739,6 +36068,9 @@
         <w:jc w:val="center"/>
       </w:pPr>
       <w:r>
+        <w:rPr>
+          <w:noProof/>
+        </w:rPr>
         <w:lastRenderedPageBreak/>
         <w:drawing>
           <wp:inline distT="0" distB="0" distL="0" distR="0" wp14:anchorId="1C169A64" wp14:editId="62C6A195">
@@ -34786,25 +36118,69 @@
       <w:r>
         <w:t xml:space="preserve">Hình </w:t>
       </w:r>
-      <w:fldSimple w:instr=" STYLEREF 1 \s ">
-        <w:r>
-          <w:rPr>
-            <w:noProof/>
-          </w:rPr>
-          <w:t>4</w:t>
-        </w:r>
-      </w:fldSimple>
+      <w:r>
+        <w:rPr>
+          <w:noProof/>
+        </w:rPr>
+        <w:fldChar w:fldCharType="begin"/>
+      </w:r>
+      <w:r>
+        <w:rPr>
+          <w:noProof/>
+        </w:rPr>
+        <w:instrText xml:space="preserve"> STYLEREF 1 \s </w:instrText>
+      </w:r>
+      <w:r>
+        <w:rPr>
+          <w:noProof/>
+        </w:rPr>
+        <w:fldChar w:fldCharType="separate"/>
+      </w:r>
+      <w:r>
+        <w:rPr>
+          <w:noProof/>
+        </w:rPr>
+        <w:t>4</w:t>
+      </w:r>
+      <w:r>
+        <w:rPr>
+          <w:noProof/>
+        </w:rPr>
+        <w:fldChar w:fldCharType="end"/>
+      </w:r>
       <w:r>
         <w:t>.</w:t>
       </w:r>
-      <w:fldSimple w:instr=" SEQ Hình \* ARABIC \s 1 ">
-        <w:r>
-          <w:rPr>
-            <w:noProof/>
-          </w:rPr>
-          <w:t>13</w:t>
-        </w:r>
-      </w:fldSimple>
+      <w:r>
+        <w:rPr>
+          <w:noProof/>
+        </w:rPr>
+        <w:fldChar w:fldCharType="begin"/>
+      </w:r>
+      <w:r>
+        <w:rPr>
+          <w:noProof/>
+        </w:rPr>
+        <w:instrText xml:space="preserve"> SEQ Hình \* ARABIC \s 1 </w:instrText>
+      </w:r>
+      <w:r>
+        <w:rPr>
+          <w:noProof/>
+        </w:rPr>
+        <w:fldChar w:fldCharType="separate"/>
+      </w:r>
+      <w:r>
+        <w:rPr>
+          <w:noProof/>
+        </w:rPr>
+        <w:t>13</w:t>
+      </w:r>
+      <w:r>
+        <w:rPr>
+          <w:noProof/>
+        </w:rPr>
+        <w:fldChar w:fldCharType="end"/>
+      </w:r>
       <w:r>
         <w:t>: Wireframe trang quản lý đơn hàng</w:t>
       </w:r>
@@ -52587,7 +53963,7 @@
 </file>
 
 <file path=customXml/itemProps1.xml><?xml version="1.0" encoding="utf-8"?>
-<ds:datastoreItem xmlns:ds="http://schemas.openxmlformats.org/officeDocument/2006/customXml" ds:itemID="{A4886DD6-FC49-47EB-BB28-B4DF8113EA3F}">
+<ds:datastoreItem xmlns:ds="http://schemas.openxmlformats.org/officeDocument/2006/customXml" ds:itemID="{311C0399-E6AD-40E9-BF33-75AE9A55CA5F}">
   <ds:schemaRefs>
     <ds:schemaRef ds:uri="http://schemas.openxmlformats.org/officeDocument/2006/bibliography"/>
   </ds:schemaRefs>

--- a/Nhom11/baocao.docx
+++ b/Nhom11/baocao.docx
@@ -156,10 +156,22 @@
         <w:rPr>
           <w:b/>
         </w:rPr>
-        <w:t>(GREEN STORE)</w:t>
+        <w:t>(GREEN</w:t>
+      </w:r>
+      <w:r>
+        <w:rPr>
+          <w:b/>
+        </w:rPr>
+        <w:t>LIFE</w:t>
       </w:r>
       <w:bookmarkStart w:id="0" w:name="_GoBack"/>
       <w:bookmarkEnd w:id="0"/>
+      <w:r>
+        <w:rPr>
+          <w:b/>
+        </w:rPr>
+        <w:t xml:space="preserve"> STORE)</w:t>
+      </w:r>
     </w:p>
     <w:p>
       <w:pPr>
@@ -385,7 +397,7 @@
         <w:tab/>
       </w:r>
       <w:r>
-        <w:t>Hoàng Phương Sang</w:t>
+        <w:t>La Tấn Phát</w:t>
       </w:r>
       <w:r>
         <w:tab/>
@@ -15600,19 +15612,7 @@
         <w:rPr>
           <w:noProof/>
         </w:rPr>
-        <w:instrText xml:space="preserve"> SEQ B</w:instrText>
-      </w:r>
-      <w:r>
-        <w:rPr>
-          <w:noProof/>
-        </w:rPr>
-        <w:instrText>ả</w:instrText>
-      </w:r>
-      <w:r>
-        <w:rPr>
-          <w:noProof/>
-        </w:rPr>
-        <w:instrText xml:space="preserve">ng \* ARABIC \s 1 </w:instrText>
+        <w:instrText xml:space="preserve"> SEQ Bảng \* ARABIC \s 1 </w:instrText>
       </w:r>
       <w:r>
         <w:rPr>
@@ -16918,19 +16918,7 @@
         <w:rPr>
           <w:noProof/>
         </w:rPr>
-        <w:instrText xml:space="preserve"> SEQ B</w:instrText>
-      </w:r>
-      <w:r>
-        <w:rPr>
-          <w:noProof/>
-        </w:rPr>
-        <w:instrText>ả</w:instrText>
-      </w:r>
-      <w:r>
-        <w:rPr>
-          <w:noProof/>
-        </w:rPr>
-        <w:instrText xml:space="preserve">ng \* ARABIC \s 1 </w:instrText>
+        <w:instrText xml:space="preserve"> SEQ Bảng \* ARABIC \s 1 </w:instrText>
       </w:r>
       <w:r>
         <w:rPr>
@@ -19455,19 +19443,7 @@
         <w:rPr>
           <w:noProof/>
         </w:rPr>
-        <w:instrText xml:space="preserve"> SEQ B</w:instrText>
-      </w:r>
-      <w:r>
-        <w:rPr>
-          <w:noProof/>
-        </w:rPr>
-        <w:instrText>ả</w:instrText>
-      </w:r>
-      <w:r>
-        <w:rPr>
-          <w:noProof/>
-        </w:rPr>
-        <w:instrText xml:space="preserve">ng \* ARABIC \s 1 </w:instrText>
+        <w:instrText xml:space="preserve"> SEQ Bảng \* ARABIC \s 1 </w:instrText>
       </w:r>
       <w:r>
         <w:rPr>
@@ -20774,19 +20750,7 @@
         <w:rPr>
           <w:noProof/>
         </w:rPr>
-        <w:instrText xml:space="preserve"> SEQ B</w:instrText>
-      </w:r>
-      <w:r>
-        <w:rPr>
-          <w:noProof/>
-        </w:rPr>
-        <w:instrText>ả</w:instrText>
-      </w:r>
-      <w:r>
-        <w:rPr>
-          <w:noProof/>
-        </w:rPr>
-        <w:instrText xml:space="preserve">ng \* ARABIC \s 1 </w:instrText>
+        <w:instrText xml:space="preserve"> SEQ Bảng \* ARABIC \s 1 </w:instrText>
       </w:r>
       <w:r>
         <w:rPr>
@@ -21791,19 +21755,7 @@
         <w:rPr>
           <w:noProof/>
         </w:rPr>
-        <w:instrText xml:space="preserve"> SEQ B</w:instrText>
-      </w:r>
-      <w:r>
-        <w:rPr>
-          <w:noProof/>
-        </w:rPr>
-        <w:instrText>ả</w:instrText>
-      </w:r>
-      <w:r>
-        <w:rPr>
-          <w:noProof/>
-        </w:rPr>
-        <w:instrText xml:space="preserve">ng \* ARABIC \s 1 </w:instrText>
+        <w:instrText xml:space="preserve"> SEQ Bảng \* ARABIC \s 1 </w:instrText>
       </w:r>
       <w:r>
         <w:rPr>
@@ -23554,19 +23506,7 @@
         <w:rPr>
           <w:noProof/>
         </w:rPr>
-        <w:instrText xml:space="preserve"> SEQ B</w:instrText>
-      </w:r>
-      <w:r>
-        <w:rPr>
-          <w:noProof/>
-        </w:rPr>
-        <w:instrText>ả</w:instrText>
-      </w:r>
-      <w:r>
-        <w:rPr>
-          <w:noProof/>
-        </w:rPr>
-        <w:instrText xml:space="preserve">ng \* ARABIC \s 1 </w:instrText>
+        <w:instrText xml:space="preserve"> SEQ Bảng \* ARABIC \s 1 </w:instrText>
       </w:r>
       <w:r>
         <w:rPr>
@@ -25465,19 +25405,7 @@
         <w:rPr>
           <w:noProof/>
         </w:rPr>
-        <w:instrText xml:space="preserve"> SEQ B</w:instrText>
-      </w:r>
-      <w:r>
-        <w:rPr>
-          <w:noProof/>
-        </w:rPr>
-        <w:instrText>ả</w:instrText>
-      </w:r>
-      <w:r>
-        <w:rPr>
-          <w:noProof/>
-        </w:rPr>
-        <w:instrText xml:space="preserve">ng \* ARABIC \s 1 </w:instrText>
+        <w:instrText xml:space="preserve"> SEQ Bảng \* ARABIC \s 1 </w:instrText>
       </w:r>
       <w:r>
         <w:rPr>
@@ -27377,19 +27305,7 @@
         <w:rPr>
           <w:noProof/>
         </w:rPr>
-        <w:instrText xml:space="preserve"> SEQ B</w:instrText>
-      </w:r>
-      <w:r>
-        <w:rPr>
-          <w:noProof/>
-        </w:rPr>
-        <w:instrText>ả</w:instrText>
-      </w:r>
-      <w:r>
-        <w:rPr>
-          <w:noProof/>
-        </w:rPr>
-        <w:instrText xml:space="preserve">ng \* ARABIC \s 1 </w:instrText>
+        <w:instrText xml:space="preserve"> SEQ Bảng \* ARABIC \s 1 </w:instrText>
       </w:r>
       <w:r>
         <w:rPr>
@@ -28843,19 +28759,7 @@
         <w:rPr>
           <w:noProof/>
         </w:rPr>
-        <w:instrText xml:space="preserve"> SEQ B</w:instrText>
-      </w:r>
-      <w:r>
-        <w:rPr>
-          <w:noProof/>
-        </w:rPr>
-        <w:instrText>ả</w:instrText>
-      </w:r>
-      <w:r>
-        <w:rPr>
-          <w:noProof/>
-        </w:rPr>
-        <w:instrText xml:space="preserve">ng \* ARABIC \s 1 </w:instrText>
+        <w:instrText xml:space="preserve"> SEQ Bảng \* ARABIC \s 1 </w:instrText>
       </w:r>
       <w:r>
         <w:rPr>
@@ -29411,19 +29315,7 @@
         <w:rPr>
           <w:noProof/>
         </w:rPr>
-        <w:instrText xml:space="preserve"> SEQ B</w:instrText>
-      </w:r>
-      <w:r>
-        <w:rPr>
-          <w:noProof/>
-        </w:rPr>
-        <w:instrText>ả</w:instrText>
-      </w:r>
-      <w:r>
-        <w:rPr>
-          <w:noProof/>
-        </w:rPr>
-        <w:instrText xml:space="preserve">ng \* ARABIC \s 1 </w:instrText>
+        <w:instrText xml:space="preserve"> SEQ Bảng \* ARABIC \s 1 </w:instrText>
       </w:r>
       <w:r>
         <w:rPr>
@@ -31624,19 +31516,7 @@
         <w:rPr>
           <w:noProof/>
         </w:rPr>
-        <w:instrText xml:space="preserve"> SEQ B</w:instrText>
-      </w:r>
-      <w:r>
-        <w:rPr>
-          <w:noProof/>
-        </w:rPr>
-        <w:instrText>ả</w:instrText>
-      </w:r>
-      <w:r>
-        <w:rPr>
-          <w:noProof/>
-        </w:rPr>
-        <w:instrText xml:space="preserve">ng \* ARABIC \s 1 </w:instrText>
+        <w:instrText xml:space="preserve"> SEQ Bảng \* ARABIC \s 1 </w:instrText>
       </w:r>
       <w:r>
         <w:rPr>
@@ -32790,19 +32670,7 @@
         <w:rPr>
           <w:noProof/>
         </w:rPr>
-        <w:instrText xml:space="preserve"> SEQ B</w:instrText>
-      </w:r>
-      <w:r>
-        <w:rPr>
-          <w:noProof/>
-        </w:rPr>
-        <w:instrText>ả</w:instrText>
-      </w:r>
-      <w:r>
-        <w:rPr>
-          <w:noProof/>
-        </w:rPr>
-        <w:instrText xml:space="preserve">ng \* ARABIC \s 1 </w:instrText>
+        <w:instrText xml:space="preserve"> SEQ Bảng \* ARABIC \s 1 </w:instrText>
       </w:r>
       <w:r>
         <w:rPr>
@@ -34525,19 +34393,7 @@
         <w:rPr>
           <w:noProof/>
         </w:rPr>
-        <w:instrText xml:space="preserve"> SEQ B</w:instrText>
-      </w:r>
-      <w:r>
-        <w:rPr>
-          <w:noProof/>
-        </w:rPr>
-        <w:instrText>ả</w:instrText>
-      </w:r>
-      <w:r>
-        <w:rPr>
-          <w:noProof/>
-        </w:rPr>
-        <w:instrText xml:space="preserve">ng \* ARABIC \s 1 </w:instrText>
+        <w:instrText xml:space="preserve"> SEQ Bảng \* ARABIC \s 1 </w:instrText>
       </w:r>
       <w:r>
         <w:rPr>
@@ -37474,7 +37330,7 @@
       </w:pPr>
       <w:bookmarkStart w:id="101" w:name="_Toc229982728"/>
       <w:r>
-        <w:t>Chiến lược nội dung (Content Marketing)</w:t>
+        <w:t>Chiến lược nội dung</w:t>
       </w:r>
       <w:bookmarkEnd w:id="101"/>
     </w:p>
@@ -53963,7 +53819,7 @@
 </file>
 
 <file path=customXml/itemProps1.xml><?xml version="1.0" encoding="utf-8"?>
-<ds:datastoreItem xmlns:ds="http://schemas.openxmlformats.org/officeDocument/2006/customXml" ds:itemID="{311C0399-E6AD-40E9-BF33-75AE9A55CA5F}">
+<ds:datastoreItem xmlns:ds="http://schemas.openxmlformats.org/officeDocument/2006/customXml" ds:itemID="{432CDF8A-47D7-4B9B-AF0B-D574ED1BE958}">
   <ds:schemaRefs>
     <ds:schemaRef ds:uri="http://schemas.openxmlformats.org/officeDocument/2006/bibliography"/>
   </ds:schemaRefs>
